--- a/Five_Day_Lesson_Plan/Screenwriting Five Day Lesson Plan v3.docx
+++ b/Five_Day_Lesson_Plan/Screenwriting Five Day Lesson Plan v3.docx
@@ -156,26 +156,13 @@
         <w:t>utilizes</w:t>
       </w:r>
       <w:r>
-        <w:t xml:space="preserve"> three composition-pedagogy traditions — genre pedagogy, process pedagogy, and an active-learning constructivism — each anchored in two course textbooks: A Guide to Composition Pedagogies (Tate, Rupiper Taggart, Schick, &amp; Hessler, 2014) and John C. Bean's Engaging Ideas (2011).</w:t>
-      </w:r>
-    </w:p>
-    <w:p>
-      <w:pPr>
-        <w:spacing w:after="120"/>
-      </w:pPr>
-      <w:r>
-        <w:rPr>
-          <w:b/>
-        </w:rPr>
-        <w:t>Genre Pedagogy.</w:t>
-      </w:r>
-    </w:p>
-    <w:p>
-      <w:pPr>
-        <w:spacing w:after="120"/>
-      </w:pPr>
-      <w:r>
-        <w:t xml:space="preserve">Amy J. Devitt's chapter “Genre Pedagogies” in </w:t>
+        <w:t xml:space="preserve"> three composition-pedagogy traditions — genre pedagogy, process pedagogy, and an active-learning constructivism — each anchored in </w:t>
+      </w:r>
+      <w:r>
+        <w:t>our</w:t>
+      </w:r>
+      <w:r>
+        <w:t xml:space="preserve"> course textbooks: </w:t>
       </w:r>
       <w:r>
         <w:rPr>
@@ -185,7 +172,29 @@
         <w:t>A Guide to Composition Pedagogies</w:t>
       </w:r>
       <w:r>
-        <w:t xml:space="preserve"> frames genre instruction as the teaching of “typified rhetorical actions” rather than fixed text-types, and argues that the goal is not merely genre acquisition — being able to reproduce the form — but genre awareness, the rhetorical capacity to recognize a genre's expectations and to make deliberate choices within (and against) them (Devitt, 2014). Devitt warns that when teachers treat genres as fixed templates, instruction can collapse into “a recipe for repressing students' rhetorical thinking” rather than enabling it (Devitt, 2014). I therefore design each day so that students first acquire a screenplay convention (slugline, action description, dialog) and then interrogate it against a Film Genre (Action, Horror, Romance, Drama, Comedy) and a cinematic sub-genre / technique (Dream Sequence, Montage, Graphic Match-Cut) — what Devitt calls antecedent genres that give middle-schoolers familiar, culturally available entry points for invention. The order of the Film Genres — Action → Horror → Romance → Drama → Comedy — is deliberately sequenced from most- to least-complex for a novice writer: Action rewards observable behavior (easy to write what the camera sees), while Comedy demands timing, subtext, and voice, which presuppose the earlier skills.</w:t>
+        <w:t xml:space="preserve"> (Tate, Rupiper Taggart, Schick, &amp; Hessler, 20</w:t>
+      </w:r>
+      <w:r>
+        <w:t>20</w:t>
+      </w:r>
+      <w:r>
+        <w:t xml:space="preserve">) and John C. Bean's </w:t>
+      </w:r>
+      <w:r>
+        <w:rPr>
+          <w:i/>
+          <w:iCs/>
+        </w:rPr>
+        <w:t>Engaging Ideas</w:t>
+      </w:r>
+      <w:r>
+        <w:t xml:space="preserve"> (20</w:t>
+      </w:r>
+      <w:r>
+        <w:t>2</w:t>
+      </w:r>
+      <w:r>
+        <w:t>1).</w:t>
       </w:r>
     </w:p>
     <w:p>
@@ -196,6 +205,97 @@
         <w:rPr>
           <w:b/>
         </w:rPr>
+        <w:t>Genre Pedagogy.</w:t>
+      </w:r>
+    </w:p>
+    <w:p>
+      <w:pPr>
+        <w:spacing w:after="120"/>
+      </w:pPr>
+      <w:r>
+        <w:t xml:space="preserve">Amy J. Devitt's chapter “Genre Pedagogies” in </w:t>
+      </w:r>
+      <w:r>
+        <w:rPr>
+          <w:i/>
+          <w:iCs/>
+        </w:rPr>
+        <w:t>A Guide to Composition Pedagogies</w:t>
+      </w:r>
+      <w:r>
+        <w:t xml:space="preserve"> frames genre instruction as the teaching of typified rhetorical actions rather than fixed text-</w:t>
+      </w:r>
+      <w:proofErr w:type="gramStart"/>
+      <w:r>
+        <w:t>types, and</w:t>
+      </w:r>
+      <w:proofErr w:type="gramEnd"/>
+      <w:r>
+        <w:t xml:space="preserve"> argues that the goal is not merely genre acquisition </w:t>
+      </w:r>
+      <w:r>
+        <w:t>(</w:t>
+      </w:r>
+      <w:r>
+        <w:t>being able to reproduce the form</w:t>
+      </w:r>
+      <w:r>
+        <w:t>)</w:t>
+      </w:r>
+      <w:r>
+        <w:t xml:space="preserve"> but genre awareness</w:t>
+      </w:r>
+      <w:r>
+        <w:t>. Students must develop</w:t>
+      </w:r>
+      <w:r>
+        <w:t xml:space="preserve"> the rhetorical capacity to recognize a genre's expectations and to make deliberate choices within (and against) them (Devitt, 20</w:t>
+      </w:r>
+      <w:r>
+        <w:t>20</w:t>
+      </w:r>
+      <w:r>
+        <w:t xml:space="preserve">). Devitt warns that when teachers treat genres as fixed templates, instruction can collapse into a </w:t>
+      </w:r>
+      <w:r>
+        <w:t xml:space="preserve">formulaic and uninspired </w:t>
+      </w:r>
+      <w:r>
+        <w:t>recipe for repressing students' rhetorical thinking rather than enabling it (Devitt, 20</w:t>
+      </w:r>
+      <w:r>
+        <w:t>20</w:t>
+      </w:r>
+      <w:r>
+        <w:t xml:space="preserve">). I therefore design each day so that students first acquire a screenplay convention (slugline, action description, </w:t>
+      </w:r>
+      <w:r>
+        <w:t>dialogue</w:t>
+      </w:r>
+      <w:r>
+        <w:t>) and then interrogate it against a Film Genre (Action, Horror, Romance, Drama, Comedy) and a cinematic sub-genre / technique (Dream Sequence, Montage, Graphic Match-Cut) — genres that give middle-schoolers familiar, culturally available entry points for invention. The order of the Film Genres — Action → Horror → Romance → Drama → Comedy — is deliberately sequenced from</w:t>
+      </w:r>
+      <w:r>
+        <w:t xml:space="preserve"> what I believe is</w:t>
+      </w:r>
+      <w:r>
+        <w:t xml:space="preserve"> most- to least-complex for a novice writer: Action rewards observable behavior (easy to write what the camera sees), while Comedy demands timing, subtext, and voice, which presuppose </w:t>
+      </w:r>
+      <w:r>
+        <w:t>various composition</w:t>
+      </w:r>
+      <w:r>
+        <w:t xml:space="preserve"> skills.</w:t>
+      </w:r>
+    </w:p>
+    <w:p>
+      <w:pPr>
+        <w:spacing w:after="120"/>
+      </w:pPr>
+      <w:r>
+        <w:rPr>
+          <w:b/>
+        </w:rPr>
         <w:t>Process Pedagogy.</w:t>
       </w:r>
     </w:p>
@@ -204,17 +304,83 @@
         <w:spacing w:after="120"/>
       </w:pPr>
       <w:r>
-        <w:t>Lad Tobin's chapter “Process Pedagogy” in A Guide to Composition Pedagogies reminds us that process pedagogy's defining move was to shift the teacher's attention away from the finished product and onto the recursive acts of invention, drafting, and revision (Tobin, 2014). The five days of this unit enact that shift: Days 1–4 are structured as low-stakes, exploratory writing that scaffolds invention and drafting, and the formal screenplay is only assembled at the end. The daily exploratory pieces are what John C. Bean in Engaging Ideas calls “thinking-piece” or “writing-to-learn” tasks — informal, ungraded writing whose purpose is to generate and rehearse ideas before students are evaluated on them (Bean, 2011). Bean argues that this kind of low-stakes writing is essential because it externalizes students’ thinking and gives the teacher something concrete to coach. The Day-5 table read is revision in its purest process form: hearing one’s writing spoken by another human exposes what the page alone hides, and students revise on the spot.</w:t>
+        <w:t>Chris Anson</w:t>
+      </w:r>
+      <w:r>
+        <w:t>'s chapter “Process Pedagogy</w:t>
+      </w:r>
+      <w:r>
+        <w:t xml:space="preserve"> and Its Legacy</w:t>
+      </w:r>
+      <w:r>
+        <w:t xml:space="preserve">” in </w:t>
+      </w:r>
+      <w:r>
+        <w:rPr>
+          <w:i/>
+          <w:iCs/>
+        </w:rPr>
+        <w:t>A Guide to Composition Pedagogies</w:t>
+      </w:r>
+      <w:r>
+        <w:t xml:space="preserve"> reminds us that process pedagogy's defining move was to shift the teacher's attention away from the finished product and onto the recursive acts of invention, drafting, and revision (</w:t>
+      </w:r>
+      <w:r>
+        <w:t>Anson</w:t>
+      </w:r>
+      <w:r>
+        <w:t>, 20</w:t>
+      </w:r>
+      <w:r>
+        <w:t>20</w:t>
+      </w:r>
+      <w:r>
+        <w:t>). The five days of this unit enact that shift: Days 1–4 are structured as low-stakes, exploratory writing that scaffolds invention and drafting, and the formal screenplay is only assembled at the end. The daily exploratory pieces are what John C. Bean in Engaging Ideas calls “thinking-piece” or “writing-to-learn” tasks — informal, ungraded writing whose purpose is to generate and rehearse ideas before students are evaluated on them (Bean, 20</w:t>
+      </w:r>
+      <w:r>
+        <w:t>2</w:t>
+      </w:r>
+      <w:r>
+        <w:t xml:space="preserve">1). Bean argues that this kind of low-stakes writing is essential because it externalizes students’ thinking and gives the teacher something concrete to coach. The Day-5 table read is revision in its purest process form: hearing one’s writing spoken by another human exposes the </w:t>
+      </w:r>
+      <w:r>
+        <w:t xml:space="preserve">strength or weakness of the written </w:t>
+      </w:r>
+      <w:r>
+        <w:t xml:space="preserve">page, and </w:t>
+      </w:r>
+      <w:r>
+        <w:t xml:space="preserve">then </w:t>
+      </w:r>
+      <w:r>
+        <w:t>students</w:t>
+      </w:r>
+      <w:r>
+        <w:t xml:space="preserve"> </w:t>
+      </w:r>
+      <w:proofErr w:type="gramStart"/>
+      <w:r>
+        <w:t>have the opportunity to</w:t>
+      </w:r>
+      <w:proofErr w:type="gramEnd"/>
+      <w:r>
+        <w:t xml:space="preserve"> revise on the spot.</w:t>
       </w:r>
     </w:p>
     <w:p>
       <w:pPr>
         <w:spacing w:after="120"/>
       </w:pPr>
+    </w:p>
+    <w:p>
+      <w:pPr>
+        <w:spacing w:after="120"/>
+      </w:pPr>
       <w:r>
         <w:rPr>
           <w:b/>
         </w:rPr>
+        <w:lastRenderedPageBreak/>
         <w:t>Active-Learning Constructivism.</w:t>
       </w:r>
     </w:p>
@@ -223,8 +389,25 @@
         <w:spacing w:after="120"/>
       </w:pPr>
       <w:r>
-        <w:lastRenderedPageBreak/>
-        <w:t>Because my two sections are mixed-grade 6–8 classes with a wide range of prior film literacy, I rely on the active-learning principles Bean lays out in Engaging Ideas: design tasks that ask students to do the cognitive work, then use small groups and conferencing to coach that work (Bean, 2011). Each lesson opens with a brief, concrete film-clip mentor text — knowledge students already bring from YouTube, TikTok, and streaming — and closes with a peer- or teacher-scaffolded writing task just beyond what students could do alone. Bean specifically advocates designing tasks around problems and using small groups to “coach thinking,” and he treats informal writing as the engine of critical thinking in the disciplines (Bean, 2011). Devitt complements this from the genre side, noting that explicit attention to rhetorical context is what turns rule-following into genre awareness (Devitt, 2014). Together these two textbooks give the unit its through-line: students construct the screenplay genre by repeatedly comparing produced film → written page → their own page, with the teacher coaching at each step.</w:t>
+        <w:t>Because my two sections are mixed-grade 6–8 classes with a wide range of prior film literacy, I rely on the active-learning principles Bean lays out in Engaging Ideas: design tasks that ask students to do the cognitive work, then use small groups and conferencing to coach that work (Bean, 20</w:t>
+      </w:r>
+      <w:r>
+        <w:t>2</w:t>
+      </w:r>
+      <w:r>
+        <w:t>1). Each lesson opens with a brief, concrete film-clip mentor text — knowledge students already bring from YouTube, TikTok, and streaming — and closes with a peer- or teacher-scaffolded writing task just beyond what students could do alone. Bean specifically advocates designing tasks around problems and using small groups to “coach thinking,” and he treats informal writing as the engine of critical thinking in the disciplines (Bean, 20</w:t>
+      </w:r>
+      <w:r>
+        <w:t>21</w:t>
+      </w:r>
+      <w:r>
+        <w:t>). Devitt complements this from the genre side, noting that explicit attention to rhetorical context is what turns rule-following into genre awareness (Devitt, 20</w:t>
+      </w:r>
+      <w:r>
+        <w:t>20</w:t>
+      </w:r>
+      <w:r>
+        <w:t>). Together these two textbooks give the unit its through-line: students construct the screenplay genre by repeatedly comparing produced film → written page → their own page, with the teacher coaching at each step.</w:t>
       </w:r>
     </w:p>
     <w:p>
@@ -243,7 +426,13 @@
         <w:spacing w:after="120"/>
       </w:pPr>
       <w:r>
-        <w:t>A correctly formatted 3-page screenplay = ≈ 3 minutes of screen time, a length that is rigorous for a middle-schooler but producible in a later unit. The table read on Day 5 converts the written screenplay back into the oral / performative “reading genre” from which screenplays historically come, closing the genre-activity loop and giving every student an authentic audience before submission.</w:t>
+        <w:t xml:space="preserve">A correctly formatted 3-page screenplay = ≈ 3 minutes of screen time, a length that is rigorous for a middle-schooler but producible in a later unit. The table read on Day 5 converts the written screenplay back into the oral / performative “reading genre” from which screenplays historically come, closing the genre-activity loop and giving every student an authentic audience before </w:t>
+      </w:r>
+      <w:r>
+        <w:t xml:space="preserve">final revision and final </w:t>
+      </w:r>
+      <w:r>
+        <w:t>submission.</w:t>
       </w:r>
     </w:p>
     <w:p>
@@ -260,17 +449,29 @@
     </w:p>
     <w:p>
       <w:pPr>
-        <w:pStyle w:val="ListBullet"/>
-        <w:spacing w:after="40"/>
-      </w:pPr>
-      <w:r>
-        <w:t>Bean, John C. Engaging Ideas: The Professor's Guide to Integrating Writing, Critical Thinking, and Active Learning in the Classroom. 2nd ed., Jossey-Bass, 2011.</w:t>
-      </w:r>
-    </w:p>
-    <w:p>
-      <w:pPr>
         <w:spacing w:after="120"/>
       </w:pPr>
+      <w:r>
+        <w:t>Bean, J. C., &amp; Melzer, D. (2021). </w:t>
+      </w:r>
+      <w:r>
+        <w:rPr>
+          <w:i/>
+          <w:iCs/>
+        </w:rPr>
+        <w:t>Engaging Ideas</w:t>
+      </w:r>
+      <w:r>
+        <w:t> (3rd ed.). Wiley Professional Development (P&amp;T). </w:t>
+      </w:r>
+      <w:hyperlink r:id="rId6" w:history="1">
+        <w:r>
+          <w:rPr>
+            <w:rStyle w:val="Hyperlink"/>
+          </w:rPr>
+          <w:t>https://ecampus.vitalsource.com/books/9781119705383</w:t>
+        </w:r>
+      </w:hyperlink>
     </w:p>
     <w:p>
       <w:pPr>
@@ -310,7 +511,7 @@
       <w:r>
         <w:t> (2nd ed.). Oxford University Press Academic US. </w:t>
       </w:r>
-      <w:hyperlink r:id="rId6" w:history="1">
+      <w:hyperlink r:id="rId7" w:history="1">
         <w:r>
           <w:rPr>
             <w:rStyle w:val="Hyperlink"/>
@@ -335,7 +536,73 @@
         <w:rPr>
           <w:i/>
         </w:rPr>
-        <w:t>In-text references to Devitt (2014) refer to “Genre Pedagogies” and references to Tobin (2014) refer to “Process Pedagogy,” both chapters in A Guide to Composition Pedagogies.</w:t>
+        <w:t>R</w:t>
+      </w:r>
+      <w:r>
+        <w:rPr>
+          <w:i/>
+        </w:rPr>
+        <w:t>eferences to Devitt (20</w:t>
+      </w:r>
+      <w:r>
+        <w:rPr>
+          <w:i/>
+        </w:rPr>
+        <w:t>20</w:t>
+      </w:r>
+      <w:r>
+        <w:rPr>
+          <w:i/>
+        </w:rPr>
+        <w:t>) refer to “Genre Pedagogies</w:t>
+      </w:r>
+      <w:r>
+        <w:rPr>
+          <w:i/>
+        </w:rPr>
+        <w:t>,</w:t>
+      </w:r>
+      <w:r>
+        <w:rPr>
+          <w:i/>
+        </w:rPr>
+        <w:t xml:space="preserve">” and references to </w:t>
+      </w:r>
+      <w:r>
+        <w:rPr>
+          <w:i/>
+        </w:rPr>
+        <w:t>Anson</w:t>
+      </w:r>
+      <w:r>
+        <w:rPr>
+          <w:i/>
+        </w:rPr>
+        <w:t xml:space="preserve"> (20</w:t>
+      </w:r>
+      <w:r>
+        <w:rPr>
+          <w:i/>
+        </w:rPr>
+        <w:t>20</w:t>
+      </w:r>
+      <w:r>
+        <w:rPr>
+          <w:i/>
+        </w:rPr>
+        <w:t>) refer to “Process Pedagogy</w:t>
+      </w:r>
+      <w:r>
+        <w:rPr>
+          <w:i/>
+        </w:rPr>
+        <w:t xml:space="preserve"> and Its Legacy</w:t>
+      </w:r>
+      <w:r>
+        <w:rPr>
+          <w:i/>
+        </w:rPr>
+        <w:t>,” both chapters in A Guide to Composition Pedagogies.</w:t>
       </w:r>
     </w:p>
     <w:p>
@@ -442,7 +709,298 @@
         <w:spacing w:after="120"/>
       </w:pPr>
       <w:r>
-        <w:t>Filmmakers do not start with cameras; they start with a screenplay. In this assignment you will write the pre-production document a crew needs to actually shoot your short film. You will practice the screenplay genre's three essential “moves” — slugline, action description, and dialog — while making deliberate choices about a Film Genre (Action, Horror, Romance, Drama, or Comedy) and one sub-genre technique (Dream Sequence, Montage, or Graphic Match-Cut). Your screenplay will be heard aloud in a group table read before you turn it in, so it is written to be performed, not just read.</w:t>
+        <w:t>Film</w:t>
+      </w:r>
+      <w:r>
+        <w:t>s are not made from thin air</w:t>
+      </w:r>
+      <w:r>
+        <w:t xml:space="preserve">; they </w:t>
+      </w:r>
+      <w:r>
+        <w:t>are born</w:t>
+      </w:r>
+      <w:r>
+        <w:t xml:space="preserve"> </w:t>
+      </w:r>
+      <w:r>
+        <w:t>and developed from a well-planned</w:t>
+      </w:r>
+      <w:r>
+        <w:t xml:space="preserve"> screenplay. </w:t>
+      </w:r>
+    </w:p>
+    <w:p>
+      <w:pPr>
+        <w:spacing w:after="120"/>
+      </w:pPr>
+      <w:r>
+        <w:t>You</w:t>
+      </w:r>
+      <w:r>
+        <w:t xml:space="preserve"> will write the pre-production document </w:t>
+      </w:r>
+      <w:r>
+        <w:t xml:space="preserve">that </w:t>
+      </w:r>
+      <w:r>
+        <w:t xml:space="preserve">a crew </w:t>
+      </w:r>
+      <w:r>
+        <w:t>actually needs to shoot your short film</w:t>
+      </w:r>
+      <w:r>
+        <w:t xml:space="preserve">. You will practice the screenplay genre's three essential “moves” — </w:t>
+      </w:r>
+    </w:p>
+    <w:p>
+      <w:pPr>
+        <w:spacing w:after="120"/>
+        <w:rPr>
+          <w:b/>
+          <w:bCs/>
+          <w:lang w:val="fr-FR"/>
+        </w:rPr>
+      </w:pPr>
+      <w:proofErr w:type="spellStart"/>
+      <w:r>
+        <w:rPr>
+          <w:b/>
+          <w:bCs/>
+          <w:lang w:val="fr-FR"/>
+        </w:rPr>
+        <w:t>S</w:t>
+      </w:r>
+      <w:r>
+        <w:rPr>
+          <w:b/>
+          <w:bCs/>
+          <w:lang w:val="fr-FR"/>
+        </w:rPr>
+        <w:t>lugline</w:t>
+      </w:r>
+      <w:proofErr w:type="spellEnd"/>
+      <w:r>
+        <w:rPr>
+          <w:b/>
+          <w:bCs/>
+          <w:lang w:val="fr-FR"/>
+        </w:rPr>
+        <w:t xml:space="preserve">, </w:t>
+      </w:r>
+    </w:p>
+    <w:p>
+      <w:pPr>
+        <w:spacing w:after="120"/>
+        <w:rPr>
+          <w:lang w:val="fr-FR"/>
+        </w:rPr>
+      </w:pPr>
+      <w:r>
+        <w:rPr>
+          <w:b/>
+          <w:bCs/>
+          <w:lang w:val="fr-FR"/>
+        </w:rPr>
+        <w:t>A</w:t>
+      </w:r>
+      <w:r>
+        <w:rPr>
+          <w:b/>
+          <w:bCs/>
+          <w:lang w:val="fr-FR"/>
+        </w:rPr>
+        <w:t xml:space="preserve">ction </w:t>
+      </w:r>
+      <w:r>
+        <w:rPr>
+          <w:b/>
+          <w:bCs/>
+          <w:lang w:val="fr-FR"/>
+        </w:rPr>
+        <w:t>D</w:t>
+      </w:r>
+      <w:r>
+        <w:rPr>
+          <w:b/>
+          <w:bCs/>
+          <w:lang w:val="fr-FR"/>
+        </w:rPr>
+        <w:t>escription</w:t>
+      </w:r>
+      <w:r>
+        <w:rPr>
+          <w:lang w:val="fr-FR"/>
+        </w:rPr>
+        <w:t xml:space="preserve">, </w:t>
+      </w:r>
+    </w:p>
+    <w:p>
+      <w:pPr>
+        <w:spacing w:after="120"/>
+        <w:rPr>
+          <w:lang w:val="fr-FR"/>
+        </w:rPr>
+      </w:pPr>
+      <w:proofErr w:type="gramStart"/>
+      <w:r>
+        <w:rPr>
+          <w:lang w:val="fr-FR"/>
+        </w:rPr>
+        <w:t>and</w:t>
+      </w:r>
+      <w:proofErr w:type="gramEnd"/>
+      <w:r>
+        <w:rPr>
+          <w:lang w:val="fr-FR"/>
+        </w:rPr>
+        <w:t xml:space="preserve"> </w:t>
+      </w:r>
+      <w:r>
+        <w:rPr>
+          <w:b/>
+          <w:bCs/>
+          <w:lang w:val="fr-FR"/>
+        </w:rPr>
+        <w:t>Dialogue</w:t>
+      </w:r>
+      <w:r>
+        <w:rPr>
+          <w:lang w:val="fr-FR"/>
+        </w:rPr>
+        <w:t xml:space="preserve"> — </w:t>
+      </w:r>
+    </w:p>
+    <w:p>
+      <w:pPr>
+        <w:spacing w:after="120"/>
+      </w:pPr>
+      <w:r>
+        <w:t>W</w:t>
+      </w:r>
+      <w:r>
+        <w:t xml:space="preserve">hile making </w:t>
+      </w:r>
+      <w:r>
+        <w:t>intentional</w:t>
+      </w:r>
+      <w:r>
+        <w:t xml:space="preserve"> choices about a Film Genre </w:t>
+      </w:r>
+    </w:p>
+    <w:p>
+      <w:pPr>
+        <w:spacing w:after="120"/>
+      </w:pPr>
+      <w:r>
+        <w:t>(</w:t>
+      </w:r>
+      <w:r>
+        <w:rPr>
+          <w:b/>
+          <w:bCs/>
+        </w:rPr>
+        <w:t>Action</w:t>
+      </w:r>
+      <w:r>
+        <w:t xml:space="preserve">, </w:t>
+      </w:r>
+      <w:r>
+        <w:rPr>
+          <w:b/>
+          <w:bCs/>
+        </w:rPr>
+        <w:t>Horror</w:t>
+      </w:r>
+      <w:r>
+        <w:t xml:space="preserve">, </w:t>
+      </w:r>
+      <w:r>
+        <w:rPr>
+          <w:b/>
+          <w:bCs/>
+        </w:rPr>
+        <w:t>Romance</w:t>
+      </w:r>
+      <w:r>
+        <w:t xml:space="preserve">, </w:t>
+      </w:r>
+      <w:r>
+        <w:rPr>
+          <w:b/>
+          <w:bCs/>
+        </w:rPr>
+        <w:t>Drama</w:t>
+      </w:r>
+      <w:r>
+        <w:t xml:space="preserve">, or </w:t>
+      </w:r>
+      <w:r>
+        <w:rPr>
+          <w:b/>
+          <w:bCs/>
+        </w:rPr>
+        <w:t>Comedy</w:t>
+      </w:r>
+      <w:r>
+        <w:t xml:space="preserve">) </w:t>
+      </w:r>
+    </w:p>
+    <w:p>
+      <w:pPr>
+        <w:spacing w:after="120"/>
+      </w:pPr>
+      <w:r>
+        <w:t xml:space="preserve">and one sub-genre technique </w:t>
+      </w:r>
+    </w:p>
+    <w:p>
+      <w:pPr>
+        <w:spacing w:after="120"/>
+      </w:pPr>
+      <w:r>
+        <w:t>(</w:t>
+      </w:r>
+      <w:r>
+        <w:rPr>
+          <w:b/>
+          <w:bCs/>
+        </w:rPr>
+        <w:t>Dream Sequence</w:t>
+      </w:r>
+      <w:r>
+        <w:t xml:space="preserve">, </w:t>
+      </w:r>
+      <w:r>
+        <w:rPr>
+          <w:b/>
+          <w:bCs/>
+        </w:rPr>
+        <w:t>Montage</w:t>
+      </w:r>
+      <w:r>
+        <w:t xml:space="preserve">, or </w:t>
+      </w:r>
+      <w:r>
+        <w:rPr>
+          <w:b/>
+          <w:bCs/>
+        </w:rPr>
+        <w:t>Graphic Match-Cut</w:t>
+      </w:r>
+      <w:r>
+        <w:t xml:space="preserve">). </w:t>
+      </w:r>
+    </w:p>
+    <w:p>
+      <w:pPr>
+        <w:spacing w:after="120"/>
+      </w:pPr>
+      <w:r>
+        <w:t>Your screenplay will be heard aloud in a group table read before you turn it in, so it is written to be performed, not just read.</w:t>
+      </w:r>
+      <w:r>
+        <w:t xml:space="preserve"> Think of it kind of like a mini-play you get to write as you like.</w:t>
       </w:r>
     </w:p>
     <w:p>
@@ -514,12 +1072,31 @@
     <w:p>
       <w:pPr>
         <w:spacing w:after="120"/>
-      </w:pPr>
-      <w:r>
         <w:rPr>
           <w:b/>
           <w:u w:val="single"/>
         </w:rPr>
+      </w:pPr>
+    </w:p>
+    <w:p>
+      <w:pPr>
+        <w:spacing w:after="120"/>
+        <w:rPr>
+          <w:b/>
+          <w:u w:val="single"/>
+        </w:rPr>
+      </w:pPr>
+    </w:p>
+    <w:p>
+      <w:pPr>
+        <w:spacing w:after="120"/>
+      </w:pPr>
+      <w:r>
+        <w:rPr>
+          <w:b/>
+          <w:u w:val="single"/>
+        </w:rPr>
+        <w:lastRenderedPageBreak/>
         <w:t>Formatting Requirements</w:t>
       </w:r>
     </w:p>
@@ -529,15 +1106,7 @@
         <w:spacing w:after="40"/>
       </w:pPr>
       <w:r>
-        <w:t xml:space="preserve">Courier / Courier Prime 12 pt (screenplay standard) OR the formatting supplied automatically by </w:t>
-      </w:r>
-      <w:proofErr w:type="spellStart"/>
-      <w:r>
-        <w:t>Celtx</w:t>
-      </w:r>
-      <w:proofErr w:type="spellEnd"/>
-      <w:r>
-        <w:t>.</w:t>
+        <w:t>Courier / Courier Prime 12 pt (screenplay standard) OR the formatting supplied automatically by Celtx.</w:t>
       </w:r>
     </w:p>
     <w:p>
@@ -614,7 +1183,6 @@
           <w:b/>
           <w:u w:val="single"/>
         </w:rPr>
-        <w:lastRenderedPageBreak/>
         <w:t>Process (what you will do to get there)</w:t>
       </w:r>
     </w:p>
@@ -721,7 +1289,6 @@
         <w:br w:type="page"/>
       </w:r>
     </w:p>
-    <w:p/>
     <w:p>
       <w:pPr>
         <w:spacing w:before="240" w:after="120"/>
@@ -731,38 +1298,83 @@
           <w:b/>
           <w:sz w:val="32"/>
         </w:rPr>
-        <w:t>Rubric — 3-Page Screenplay (25 pts)</w:t>
-      </w:r>
-    </w:p>
-    <w:p>
-      <w:pPr>
-        <w:spacing w:after="120"/>
-      </w:pPr>
+        <w:lastRenderedPageBreak/>
+        <w:t xml:space="preserve">3-Page Screenplay </w:t>
+      </w:r>
+      <w:r>
+        <w:rPr>
+          <w:b/>
+          <w:sz w:val="32"/>
+        </w:rPr>
+        <w:t xml:space="preserve">Rubric </w:t>
+      </w:r>
       <w:r>
         <w:rPr>
           <w:i/>
         </w:rPr>
-        <w:t>Scoring: each criterion scored 1–5 pts. Total /25.</w:t>
+        <w:t>E</w:t>
+      </w:r>
+      <w:r>
+        <w:rPr>
+          <w:i/>
+        </w:rPr>
+        <w:t>ach criterion score</w:t>
+      </w:r>
+      <w:r>
+        <w:rPr>
+          <w:i/>
+        </w:rPr>
+        <w:t>s</w:t>
+      </w:r>
+      <w:r>
+        <w:rPr>
+          <w:i/>
+        </w:rPr>
+        <w:t xml:space="preserve"> </w:t>
+      </w:r>
+      <w:r>
+        <w:rPr>
+          <w:i/>
+        </w:rPr>
+        <w:t>5-20</w:t>
+      </w:r>
+      <w:r>
+        <w:rPr>
+          <w:i/>
+        </w:rPr>
+        <w:t xml:space="preserve"> pts. Total</w:t>
+      </w:r>
+      <w:r>
+        <w:rPr>
+          <w:i/>
+        </w:rPr>
+        <w:t>:</w:t>
+      </w:r>
+      <w:r>
+        <w:rPr>
+          <w:i/>
+        </w:rPr>
+        <w:t>____/100</w:t>
       </w:r>
     </w:p>
     <w:tbl>
       <w:tblPr>
         <w:tblStyle w:val="TableGrid"/>
-        <w:tblW w:w="10362" w:type="dxa"/>
-        <w:tblInd w:w="-792" w:type="dxa"/>
+        <w:tblW w:w="11700" w:type="dxa"/>
+        <w:tblInd w:w="-1062" w:type="dxa"/>
         <w:tblLook w:val="04A0" w:firstRow="1" w:lastRow="0" w:firstColumn="1" w:lastColumn="0" w:noHBand="0" w:noVBand="1"/>
       </w:tblPr>
       <w:tblGrid>
-        <w:gridCol w:w="2397"/>
+        <w:gridCol w:w="2298"/>
         <w:gridCol w:w="2663"/>
-        <w:gridCol w:w="1550"/>
-        <w:gridCol w:w="1656"/>
-        <w:gridCol w:w="2096"/>
+        <w:gridCol w:w="1879"/>
+        <w:gridCol w:w="2160"/>
+        <w:gridCol w:w="2700"/>
       </w:tblGrid>
       <w:tr>
         <w:tc>
           <w:tcPr>
-            <w:tcW w:w="2403" w:type="dxa"/>
+            <w:tcW w:w="2298" w:type="dxa"/>
           </w:tcPr>
           <w:p>
             <w:r>
@@ -782,46 +1394,94 @@
               <w:rPr>
                 <w:b/>
               </w:rPr>
-              <w:t>Beginning (1-2)</w:t>
+              <w:t>Beginning (</w:t>
+            </w:r>
+            <w:r>
+              <w:rPr>
+                <w:b/>
+              </w:rPr>
+              <w:t>5</w:t>
+            </w:r>
+            <w:r>
+              <w:rPr>
+                <w:b/>
+              </w:rPr>
+              <w:t>)</w:t>
             </w:r>
           </w:p>
         </w:tc>
         <w:tc>
           <w:tcPr>
-            <w:tcW w:w="1550" w:type="dxa"/>
+            <w:tcW w:w="1879" w:type="dxa"/>
           </w:tcPr>
           <w:p>
             <w:r>
               <w:rPr>
                 <w:b/>
               </w:rPr>
-              <w:t>Developing (3)</w:t>
+              <w:t>Developing (</w:t>
+            </w:r>
+            <w:r>
+              <w:rPr>
+                <w:b/>
+              </w:rPr>
+              <w:t>10</w:t>
+            </w:r>
+            <w:r>
+              <w:rPr>
+                <w:b/>
+              </w:rPr>
+              <w:t>)</w:t>
             </w:r>
           </w:p>
         </w:tc>
         <w:tc>
           <w:tcPr>
-            <w:tcW w:w="1656" w:type="dxa"/>
+            <w:tcW w:w="2160" w:type="dxa"/>
           </w:tcPr>
           <w:p>
             <w:r>
               <w:rPr>
                 <w:b/>
               </w:rPr>
-              <w:t>Accomplished (4)</w:t>
+              <w:t>Accomplished (</w:t>
+            </w:r>
+            <w:r>
+              <w:rPr>
+                <w:b/>
+              </w:rPr>
+              <w:t>15</w:t>
+            </w:r>
+            <w:r>
+              <w:rPr>
+                <w:b/>
+              </w:rPr>
+              <w:t>)</w:t>
             </w:r>
           </w:p>
         </w:tc>
         <w:tc>
           <w:tcPr>
-            <w:tcW w:w="2090" w:type="dxa"/>
+            <w:tcW w:w="2700" w:type="dxa"/>
           </w:tcPr>
           <w:p>
             <w:r>
               <w:rPr>
                 <w:b/>
               </w:rPr>
-              <w:t>Exemplary (5)</w:t>
+              <w:t>Exemplary (</w:t>
+            </w:r>
+            <w:r>
+              <w:rPr>
+                <w:b/>
+              </w:rPr>
+              <w:t>20</w:t>
+            </w:r>
+            <w:r>
+              <w:rPr>
+                <w:b/>
+              </w:rPr>
+              <w:t>)</w:t>
             </w:r>
           </w:p>
         </w:tc>
@@ -829,12 +1489,18 @@
       <w:tr>
         <w:tc>
           <w:tcPr>
-            <w:tcW w:w="2403" w:type="dxa"/>
+            <w:tcW w:w="2298" w:type="dxa"/>
           </w:tcPr>
           <w:p>
+            <w:pPr>
+              <w:rPr>
+                <w:sz w:val="22"/>
+              </w:rPr>
+            </w:pPr>
             <w:r>
               <w:rPr>
                 <w:b/>
+                <w:sz w:val="22"/>
               </w:rPr>
               <w:t>Screenplay Format (Sluglines, Action Lines, Character Cues, Dialog)</w:t>
             </w:r>
@@ -845,37 +1511,93 @@
             <w:tcW w:w="2663" w:type="dxa"/>
           </w:tcPr>
           <w:p>
+            <w:pPr>
+              <w:rPr>
+                <w:sz w:val="22"/>
+              </w:rPr>
+            </w:pPr>
             <w:r>
-              <w:t>Formatting is largely absent or inconsistent; sluglines, character cues, and dialog blocks are not distinguishable; script would not translate to a timed film.</w:t>
+              <w:rPr>
+                <w:sz w:val="22"/>
+              </w:rPr>
+              <w:t xml:space="preserve">Formatting is largely absent or inconsistent; sluglines, character cues, and dialog blocks are not distinguishable; </w:t>
+            </w:r>
+            <w:r>
+              <w:rPr>
+                <w:sz w:val="22"/>
+              </w:rPr>
+              <w:t xml:space="preserve">the </w:t>
+            </w:r>
+            <w:r>
+              <w:rPr>
+                <w:sz w:val="22"/>
+              </w:rPr>
+              <w:t>script would not translate to a timed film.</w:t>
             </w:r>
           </w:p>
         </w:tc>
         <w:tc>
           <w:tcPr>
-            <w:tcW w:w="1550" w:type="dxa"/>
+            <w:tcW w:w="1879" w:type="dxa"/>
           </w:tcPr>
           <w:p>
+            <w:pPr>
+              <w:rPr>
+                <w:sz w:val="22"/>
+              </w:rPr>
+            </w:pPr>
             <w:r>
-              <w:t>Some formatting conventions present but frequently misapplied (e.g., missing INT./EXT., lowercase character cues, prose-style action lines).</w:t>
+              <w:rPr>
+                <w:sz w:val="22"/>
+              </w:rPr>
+              <w:t xml:space="preserve">Some formatting conventions </w:t>
+            </w:r>
+            <w:r>
+              <w:rPr>
+                <w:sz w:val="22"/>
+              </w:rPr>
+              <w:t xml:space="preserve">are </w:t>
+            </w:r>
+            <w:r>
+              <w:rPr>
+                <w:sz w:val="22"/>
+              </w:rPr>
+              <w:t>present but frequently misapplied (e.g., missing INT./EXT., lowercase character cues, prose-style action lines).</w:t>
             </w:r>
           </w:p>
         </w:tc>
         <w:tc>
           <w:tcPr>
-            <w:tcW w:w="1656" w:type="dxa"/>
+            <w:tcW w:w="2160" w:type="dxa"/>
           </w:tcPr>
           <w:p>
+            <w:pPr>
+              <w:rPr>
+                <w:sz w:val="22"/>
+              </w:rPr>
+            </w:pPr>
             <w:r>
+              <w:rPr>
+                <w:sz w:val="22"/>
+              </w:rPr>
               <w:t>Most formatting conventions applied correctly; minor lapses in slugline punctuation, parentheticals, or margins; script is readable and mostly filmable.</w:t>
             </w:r>
           </w:p>
         </w:tc>
         <w:tc>
           <w:tcPr>
-            <w:tcW w:w="2090" w:type="dxa"/>
+            <w:tcW w:w="2700" w:type="dxa"/>
           </w:tcPr>
           <w:p>
+            <w:pPr>
+              <w:rPr>
+                <w:sz w:val="22"/>
+              </w:rPr>
+            </w:pPr>
             <w:r>
+              <w:rPr>
+                <w:sz w:val="22"/>
+              </w:rPr>
               <w:t>Industry-standard screenplay format throughout: correct sluglines, ALL-CAPS character cues, properly indented dialog, vivid present-tense action lines, 1 page ≈ 1 minute of screen time.</w:t>
             </w:r>
           </w:p>
@@ -884,12 +1606,18 @@
       <w:tr>
         <w:tc>
           <w:tcPr>
-            <w:tcW w:w="2403" w:type="dxa"/>
+            <w:tcW w:w="2298" w:type="dxa"/>
           </w:tcPr>
           <w:p>
+            <w:pPr>
+              <w:rPr>
+                <w:sz w:val="22"/>
+              </w:rPr>
+            </w:pPr>
             <w:r>
               <w:rPr>
                 <w:b/>
+                <w:sz w:val="22"/>
               </w:rPr>
               <w:t>Genre Conventions (chosen Film Genre: Action / Horror / Romance / Drama / Comedy)</w:t>
             </w:r>
@@ -900,37 +1628,75 @@
             <w:tcW w:w="2663" w:type="dxa"/>
           </w:tcPr>
           <w:p>
+            <w:pPr>
+              <w:rPr>
+                <w:sz w:val="22"/>
+              </w:rPr>
+            </w:pPr>
             <w:r>
-              <w:t>Chosen genre is unclear or conventions are missing; reader cannot identify tone or audience expectation.</w:t>
+              <w:rPr>
+                <w:sz w:val="22"/>
+              </w:rPr>
+              <w:t>The chosen genre is unclear, or its conventions are missing; the reader cannot identify the tone or audience expectations</w:t>
+            </w:r>
+            <w:r>
+              <w:rPr>
+                <w:sz w:val="22"/>
+              </w:rPr>
+              <w:t>.</w:t>
             </w:r>
           </w:p>
         </w:tc>
         <w:tc>
           <w:tcPr>
-            <w:tcW w:w="1550" w:type="dxa"/>
+            <w:tcW w:w="1879" w:type="dxa"/>
           </w:tcPr>
           <w:p>
+            <w:pPr>
+              <w:rPr>
+                <w:sz w:val="22"/>
+              </w:rPr>
+            </w:pPr>
             <w:r>
+              <w:rPr>
+                <w:sz w:val="22"/>
+              </w:rPr>
               <w:t>Genre is identifiable but conventions are thin, clichéd, or inconsistently applied.</w:t>
             </w:r>
           </w:p>
         </w:tc>
         <w:tc>
           <w:tcPr>
-            <w:tcW w:w="1656" w:type="dxa"/>
+            <w:tcW w:w="2160" w:type="dxa"/>
           </w:tcPr>
           <w:p>
+            <w:pPr>
+              <w:rPr>
+                <w:sz w:val="22"/>
+              </w:rPr>
+            </w:pPr>
             <w:r>
+              <w:rPr>
+                <w:sz w:val="22"/>
+              </w:rPr>
               <w:t>Genre conventions are clearly present and mostly consistent; reader experiences expected tone and pacing.</w:t>
             </w:r>
           </w:p>
         </w:tc>
         <w:tc>
           <w:tcPr>
-            <w:tcW w:w="2090" w:type="dxa"/>
+            <w:tcW w:w="2700" w:type="dxa"/>
           </w:tcPr>
           <w:p>
+            <w:pPr>
+              <w:rPr>
+                <w:sz w:val="22"/>
+              </w:rPr>
+            </w:pPr>
             <w:r>
+              <w:rPr>
+                <w:sz w:val="22"/>
+              </w:rPr>
               <w:t>Genre conventions are knowingly deployed and, where appropriate, subverted; tone, pacing, and imagery consistently evoke the chosen genre in a way a reader/actor can perform.</w:t>
             </w:r>
           </w:p>
@@ -939,12 +1705,18 @@
       <w:tr>
         <w:tc>
           <w:tcPr>
-            <w:tcW w:w="2403" w:type="dxa"/>
+            <w:tcW w:w="2298" w:type="dxa"/>
           </w:tcPr>
           <w:p>
+            <w:pPr>
+              <w:rPr>
+                <w:sz w:val="22"/>
+              </w:rPr>
+            </w:pPr>
             <w:r>
               <w:rPr>
                 <w:b/>
+                <w:sz w:val="22"/>
               </w:rPr>
               <w:t>Use of a Sub-genre Technique (Dream Sequence, Montage, OR Graphic Match-Cut)</w:t>
             </w:r>
@@ -955,37 +1727,83 @@
             <w:tcW w:w="2663" w:type="dxa"/>
           </w:tcPr>
           <w:p>
+            <w:pPr>
+              <w:rPr>
+                <w:sz w:val="22"/>
+              </w:rPr>
+            </w:pPr>
             <w:r>
+              <w:rPr>
+                <w:sz w:val="22"/>
+              </w:rPr>
               <w:t>No identifiable use of a dream sequence, montage, or graphic match-cut, or attempt is mislabeled/misformatted.</w:t>
             </w:r>
           </w:p>
         </w:tc>
         <w:tc>
           <w:tcPr>
-            <w:tcW w:w="1550" w:type="dxa"/>
+            <w:tcW w:w="1879" w:type="dxa"/>
           </w:tcPr>
           <w:p>
+            <w:pPr>
+              <w:rPr>
+                <w:sz w:val="22"/>
+              </w:rPr>
+            </w:pPr>
             <w:r>
+              <w:rPr>
+                <w:sz w:val="22"/>
+              </w:rPr>
               <w:t>Attempts one technique but formatting is unclear (e.g., montage without the BEGIN/END MONTAGE frame, match-cut without MATCH CUT TO:).</w:t>
             </w:r>
           </w:p>
         </w:tc>
         <w:tc>
           <w:tcPr>
-            <w:tcW w:w="1656" w:type="dxa"/>
+            <w:tcW w:w="2160" w:type="dxa"/>
           </w:tcPr>
           <w:p>
+            <w:pPr>
+              <w:rPr>
+                <w:sz w:val="22"/>
+              </w:rPr>
+            </w:pPr>
             <w:r>
-              <w:t>Correctly formats and uses one sub-genre technique; purpose of the technique is readable in the page.</w:t>
+              <w:rPr>
+                <w:sz w:val="22"/>
+              </w:rPr>
+              <w:t xml:space="preserve">Correctly formats and uses one sub-genre technique; purpose of the technique is readable </w:t>
+            </w:r>
+            <w:proofErr w:type="gramStart"/>
+            <w:r>
+              <w:rPr>
+                <w:sz w:val="22"/>
+              </w:rPr>
+              <w:t>in</w:t>
+            </w:r>
+            <w:proofErr w:type="gramEnd"/>
+            <w:r>
+              <w:rPr>
+                <w:sz w:val="22"/>
+              </w:rPr>
+              <w:t xml:space="preserve"> the page.</w:t>
             </w:r>
           </w:p>
         </w:tc>
         <w:tc>
           <w:tcPr>
-            <w:tcW w:w="2090" w:type="dxa"/>
+            <w:tcW w:w="2700" w:type="dxa"/>
           </w:tcPr>
           <w:p>
+            <w:pPr>
+              <w:rPr>
+                <w:sz w:val="22"/>
+              </w:rPr>
+            </w:pPr>
             <w:r>
+              <w:rPr>
+                <w:sz w:val="22"/>
+              </w:rPr>
               <w:t>Integrates one sub-genre technique with precise formatting AND a clear narrative/emotional purpose that advances the story (not decoration).</w:t>
             </w:r>
           </w:p>
@@ -994,14 +1812,19 @@
       <w:tr>
         <w:tc>
           <w:tcPr>
-            <w:tcW w:w="2403" w:type="dxa"/>
+            <w:tcW w:w="2298" w:type="dxa"/>
           </w:tcPr>
           <w:p>
+            <w:pPr>
+              <w:rPr>
+                <w:sz w:val="22"/>
+              </w:rPr>
+            </w:pPr>
             <w:r>
               <w:rPr>
                 <w:b/>
+                <w:sz w:val="22"/>
               </w:rPr>
-              <w:lastRenderedPageBreak/>
               <w:t>Story &amp; Character (Action, Dialog, Description)</w:t>
             </w:r>
           </w:p>
@@ -1011,37 +1834,83 @@
             <w:tcW w:w="2663" w:type="dxa"/>
           </w:tcPr>
           <w:p>
+            <w:pPr>
+              <w:rPr>
+                <w:sz w:val="22"/>
+              </w:rPr>
+            </w:pPr>
             <w:r>
+              <w:rPr>
+                <w:sz w:val="22"/>
+              </w:rPr>
               <w:t>No clear protagonist, goal, or conflict; action lines narrate feelings/thoughts instead of observable behavior; dialog is absent or functionally nonexistent.</w:t>
             </w:r>
           </w:p>
         </w:tc>
         <w:tc>
           <w:tcPr>
-            <w:tcW w:w="1550" w:type="dxa"/>
+            <w:tcW w:w="1879" w:type="dxa"/>
           </w:tcPr>
           <w:p>
+            <w:pPr>
+              <w:rPr>
+                <w:sz w:val="22"/>
+              </w:rPr>
+            </w:pPr>
             <w:r>
-              <w:t>A protagonist and situation are present but goal or conflict is fuzzy; dialog is stilted or on-the-nose; action lines sometimes describe un-filmable interiority.</w:t>
+              <w:rPr>
+                <w:sz w:val="22"/>
+              </w:rPr>
+              <w:t xml:space="preserve">A protagonist and situation are </w:t>
+            </w:r>
+            <w:proofErr w:type="gramStart"/>
+            <w:r>
+              <w:rPr>
+                <w:sz w:val="22"/>
+              </w:rPr>
+              <w:t>present</w:t>
+            </w:r>
+            <w:proofErr w:type="gramEnd"/>
+            <w:r>
+              <w:rPr>
+                <w:sz w:val="22"/>
+              </w:rPr>
+              <w:t xml:space="preserve"> but goal or conflict is fuzzy; dialog is stilted or on-the-nose; action lines sometimes describe un-filmable interiority.</w:t>
             </w:r>
           </w:p>
         </w:tc>
         <w:tc>
           <w:tcPr>
-            <w:tcW w:w="1656" w:type="dxa"/>
+            <w:tcW w:w="2160" w:type="dxa"/>
           </w:tcPr>
           <w:p>
+            <w:pPr>
+              <w:rPr>
+                <w:sz w:val="22"/>
+              </w:rPr>
+            </w:pPr>
             <w:r>
+              <w:rPr>
+                <w:sz w:val="22"/>
+              </w:rPr>
               <w:t>Clear protagonist with a goal, an obstacle, and a change across 3 pages; action describes what the camera can see; dialog mostly sounds like spoken language.</w:t>
             </w:r>
           </w:p>
         </w:tc>
         <w:tc>
           <w:tcPr>
-            <w:tcW w:w="2090" w:type="dxa"/>
+            <w:tcW w:w="2700" w:type="dxa"/>
           </w:tcPr>
           <w:p>
+            <w:pPr>
+              <w:rPr>
+                <w:sz w:val="22"/>
+              </w:rPr>
+            </w:pPr>
             <w:r>
+              <w:rPr>
+                <w:sz w:val="22"/>
+              </w:rPr>
               <w:t>Compelling, specific protagonist with a clear goal, escalating conflict, and earned turn/resolution; lean action description in present tense shows only what is on-screen; dialog reveals character and subtext.</w:t>
             </w:r>
           </w:p>
@@ -1050,12 +1919,18 @@
       <w:tr>
         <w:tc>
           <w:tcPr>
-            <w:tcW w:w="2403" w:type="dxa"/>
+            <w:tcW w:w="2298" w:type="dxa"/>
           </w:tcPr>
           <w:p>
+            <w:pPr>
+              <w:rPr>
+                <w:sz w:val="22"/>
+              </w:rPr>
+            </w:pPr>
             <w:r>
               <w:rPr>
                 <w:b/>
+                <w:sz w:val="22"/>
               </w:rPr>
               <w:t>Revision, Table Read, &amp; Professionalism</w:t>
             </w:r>
@@ -1066,38 +1941,98 @@
             <w:tcW w:w="2663" w:type="dxa"/>
           </w:tcPr>
           <w:p>
+            <w:pPr>
+              <w:rPr>
+                <w:sz w:val="22"/>
+              </w:rPr>
+            </w:pPr>
             <w:r>
-              <w:t>No evidence of revision; student did not participate in table read; final script is late, incomplete, or not the correct length.</w:t>
+              <w:rPr>
+                <w:sz w:val="22"/>
+              </w:rPr>
+              <w:t xml:space="preserve">No evidence of revision; </w:t>
+            </w:r>
+            <w:proofErr w:type="gramStart"/>
+            <w:r>
+              <w:rPr>
+                <w:sz w:val="22"/>
+              </w:rPr>
+              <w:t>student</w:t>
+            </w:r>
+            <w:proofErr w:type="gramEnd"/>
+            <w:r>
+              <w:rPr>
+                <w:sz w:val="22"/>
+              </w:rPr>
+              <w:t xml:space="preserve"> did not participate in table read; final script is late, incomplete, or not the correct length.</w:t>
             </w:r>
           </w:p>
         </w:tc>
         <w:tc>
           <w:tcPr>
-            <w:tcW w:w="1550" w:type="dxa"/>
+            <w:tcW w:w="1879" w:type="dxa"/>
           </w:tcPr>
           <w:p>
+            <w:pPr>
+              <w:rPr>
+                <w:sz w:val="22"/>
+              </w:rPr>
+            </w:pPr>
             <w:r>
+              <w:rPr>
+                <w:sz w:val="22"/>
+              </w:rPr>
               <w:t>Minor revisions between draft and final; participated passively in table read; script is close to 3 pages but under/over with little reason.</w:t>
             </w:r>
           </w:p>
         </w:tc>
         <w:tc>
           <w:tcPr>
-            <w:tcW w:w="1656" w:type="dxa"/>
+            <w:tcW w:w="2160" w:type="dxa"/>
           </w:tcPr>
           <w:p>
+            <w:pPr>
+              <w:rPr>
+                <w:sz w:val="22"/>
+              </w:rPr>
+            </w:pPr>
             <w:r>
+              <w:rPr>
+                <w:sz w:val="22"/>
+              </w:rPr>
               <w:t>Visible revision in response to table-read feedback; actively participated as reader and/or listener; script is ~3 pages (≈ 3 minutes).</w:t>
             </w:r>
           </w:p>
         </w:tc>
         <w:tc>
           <w:tcPr>
-            <w:tcW w:w="2090" w:type="dxa"/>
+            <w:tcW w:w="2700" w:type="dxa"/>
           </w:tcPr>
           <w:p>
+            <w:pPr>
+              <w:rPr>
+                <w:sz w:val="22"/>
+              </w:rPr>
+            </w:pPr>
             <w:r>
-              <w:t>Substantive revision in response to table-read feedback is visible on the page (changed lines, tightened action, re-blocked a beat); led a strong, voiced table read; final script is a polished 3 pages (≈ 3 minutes).</w:t>
+              <w:rPr>
+                <w:sz w:val="22"/>
+              </w:rPr>
+              <w:t xml:space="preserve">Substantive revision in response to table-read feedback is visible on the page (changed lines, tightened action); </w:t>
+            </w:r>
+            <w:proofErr w:type="gramStart"/>
+            <w:r>
+              <w:rPr>
+                <w:sz w:val="22"/>
+              </w:rPr>
+              <w:t>led</w:t>
+            </w:r>
+            <w:proofErr w:type="gramEnd"/>
+            <w:r>
+              <w:rPr>
+                <w:sz w:val="22"/>
+              </w:rPr>
+              <w:t xml:space="preserve"> a strong, voiced table read; final script is a polished 3 pages (≈ 3 minutes).</w:t>
             </w:r>
           </w:p>
         </w:tc>
@@ -1105,58 +2040,6 @@
     </w:tbl>
     <w:p>
       <w:pPr>
-        <w:spacing w:after="120"/>
-      </w:pPr>
-    </w:p>
-    <w:p>
-      <w:pPr>
-        <w:spacing w:after="120"/>
-      </w:pPr>
-      <w:r>
-        <w:rPr>
-          <w:b/>
-        </w:rPr>
-        <w:t>Total: ______ / 25</w:t>
-      </w:r>
-    </w:p>
-    <w:p>
-      <w:pPr>
-        <w:spacing w:after="120"/>
-      </w:pPr>
-      <w:r>
-        <w:rPr>
-          <w:b/>
-        </w:rPr>
-        <w:t>Teacher Comments:</w:t>
-      </w:r>
-    </w:p>
-    <w:p>
-      <w:pPr>
-        <w:spacing w:after="120"/>
-      </w:pPr>
-    </w:p>
-    <w:p>
-      <w:pPr>
-        <w:spacing w:after="120"/>
-      </w:pPr>
-    </w:p>
-    <w:p>
-      <w:pPr>
-        <w:spacing w:after="120"/>
-      </w:pPr>
-    </w:p>
-    <w:p>
-      <w:pPr>
-        <w:spacing w:after="120"/>
-      </w:pPr>
-    </w:p>
-    <w:p>
-      <w:r>
-        <w:br w:type="page"/>
-      </w:r>
-    </w:p>
-    <w:p>
-      <w:pPr>
         <w:spacing w:before="240" w:after="120"/>
       </w:pPr>
       <w:r>
@@ -1527,7 +2410,19 @@
         <w:spacing w:after="160"/>
       </w:pPr>
       <w:r>
-        <w:t>1. (0–3 min) OPENING — Hook: 60-second action clip projected. I ask, “Before anyone shot this, someone typed it. What do you think that page looked like?”</w:t>
+        <w:t xml:space="preserve">1. (0–3 min) OPENING </w:t>
+      </w:r>
+      <w:r>
+        <w:t>(</w:t>
+      </w:r>
+      <w:r>
+        <w:t>Hook</w:t>
+      </w:r>
+      <w:r>
+        <w:t>)</w:t>
+      </w:r>
+      <w:r>
+        <w:t>: 60-second action clip projected. I ask, “Before anyone shot this, someone typed it. What do you think that page looked like?”</w:t>
       </w:r>
     </w:p>
     <w:p>
@@ -1543,7 +2438,13 @@
         <w:spacing w:after="160"/>
       </w:pPr>
       <w:r>
-        <w:t>3. (10–20 min) Mentor-text inquiry. Students annotate the one-page screenplay excerpt — circle sluglines, underline action, box dialog. Pair-share one observation.</w:t>
+        <w:t>3. (10–20 min) Mentor-text inquiry. Students annotate the one-page screenplay excerpt</w:t>
+      </w:r>
+      <w:r>
+        <w:t>:</w:t>
+      </w:r>
+      <w:r>
+        <w:t xml:space="preserve"> circle sluglines, underline action, box dialog. Pair-share one observation.</w:t>
       </w:r>
     </w:p>
     <w:p>
@@ -1575,36 +2476,108 @@
         <w:spacing w:after="160"/>
       </w:pPr>
       <w:r>
-        <w:t>7. (50–54 min) CLOSING — Exit ticket: “Write one sentence a camera CAN film, and one it CAN'T.” Preview Day 2: “Next time we break sluglines open into action description — and we're doing it in Horror.”</w:t>
-      </w:r>
+        <w:t>7. (50–54 min) CLOSING — Exit ticket: “Write one sentence a camera CAN film, and one it CAN'T.” Preview Day 2: “Next time we break sluglines open into action description and we're doing it in Horror.”</w:t>
+      </w:r>
+    </w:p>
+    <w:p>
+      <w:pPr>
+        <w:spacing w:after="120"/>
+        <w:rPr>
+          <w:lang w:val="fr-FR"/>
+        </w:rPr>
+      </w:pPr>
+      <w:proofErr w:type="gramStart"/>
+      <w:r>
+        <w:rPr>
+          <w:lang w:val="fr-FR"/>
+        </w:rPr>
+        <w:t>Sources:</w:t>
+      </w:r>
+      <w:proofErr w:type="gramEnd"/>
+      <w:r>
+        <w:rPr>
+          <w:lang w:val="fr-FR"/>
+        </w:rPr>
+        <w:t xml:space="preserve"> </w:t>
+      </w:r>
+    </w:p>
+    <w:p>
+      <w:pPr>
+        <w:spacing w:after="120"/>
+      </w:pPr>
+      <w:r>
+        <w:t>Bean, J. C., &amp; Melzer, D. (2021). </w:t>
+      </w:r>
+      <w:r>
+        <w:rPr>
+          <w:i/>
+          <w:iCs/>
+        </w:rPr>
+        <w:t>Engaging Ideas</w:t>
+      </w:r>
+      <w:r>
+        <w:t> (3rd ed.). Wiley Professional Development (P&amp;T). </w:t>
+      </w:r>
+      <w:hyperlink r:id="rId8" w:history="1">
+        <w:r>
+          <w:rPr>
+            <w:rStyle w:val="Hyperlink"/>
+          </w:rPr>
+          <w:t>https://ecampus.vitalsource.com/books/9781119705383</w:t>
+        </w:r>
+      </w:hyperlink>
+    </w:p>
+    <w:p>
+      <w:pPr>
+        <w:spacing w:after="120"/>
+      </w:pPr>
+      <w:r>
+        <w:t>Tate, G., Hessler</w:t>
+      </w:r>
+      <w:proofErr w:type="gramStart"/>
+      <w:r>
+        <w:t>, ‎.</w:t>
+      </w:r>
+      <w:proofErr w:type="gramEnd"/>
+      <w:r>
+        <w:t xml:space="preserve">, &amp; </w:t>
+      </w:r>
+      <w:proofErr w:type="spellStart"/>
+      <w:r>
+        <w:t>RupiperTaggart</w:t>
+      </w:r>
+      <w:proofErr w:type="spellEnd"/>
+      <w:proofErr w:type="gramStart"/>
+      <w:r>
+        <w:t>, ‎.</w:t>
+      </w:r>
+      <w:proofErr w:type="gramEnd"/>
+      <w:r>
+        <w:t xml:space="preserve"> (2020). </w:t>
+      </w:r>
+      <w:r>
+        <w:rPr>
+          <w:i/>
+          <w:iCs/>
+        </w:rPr>
+        <w:t>A Guide to Composition Pedagogies</w:t>
+      </w:r>
+      <w:r>
+        <w:t> (2nd ed.). Oxford University Press Academic US. </w:t>
+      </w:r>
+      <w:hyperlink r:id="rId9" w:history="1">
+        <w:r>
+          <w:rPr>
+            <w:rStyle w:val="Hyperlink"/>
+          </w:rPr>
+          <w:t>https://ecampus.vitalsource.com/books/9780197547595</w:t>
+        </w:r>
+      </w:hyperlink>
     </w:p>
     <w:p>
       <w:pPr>
         <w:spacing w:after="160"/>
       </w:pPr>
-      <w:r>
-        <w:rPr>
-          <w:lang w:val="fr-FR"/>
-        </w:rPr>
-        <w:t xml:space="preserve">BONUS — </w:t>
-      </w:r>
-      <w:proofErr w:type="gramStart"/>
-      <w:r>
-        <w:rPr>
-          <w:lang w:val="fr-FR"/>
-        </w:rPr>
-        <w:t>Sources:</w:t>
-      </w:r>
-      <w:proofErr w:type="gramEnd"/>
-      <w:r>
-        <w:rPr>
-          <w:lang w:val="fr-FR"/>
-        </w:rPr>
-        <w:t xml:space="preserve"> Bean, J. C. (2011). </w:t>
-      </w:r>
-      <w:r>
-        <w:t>Engaging Ideas (2nd ed.). Jossey-Bass. Devitt, A. J. (2014). Genre pedagogies. In G. Tate, A. Rupiper Taggart, K. Schick, &amp; H. B. Hessler (Eds.), A Guide to Composition Pedagogies (2nd ed., pp. 146–162). Oxford University Press. Tobin, L. (2014). Process pedagogy. In the same volume.</w:t>
-      </w:r>
     </w:p>
     <w:p>
       <w:r>
@@ -3469,32 +4442,6 @@
       <w:pPr>
         <w:spacing w:after="160"/>
       </w:pPr>
-      <w:r>
-        <w:t xml:space="preserve">BONUS — Sources: Bean, J. C. (2011). Engaging Ideas (2nd ed.). Jossey-Bass. </w:t>
-      </w:r>
-      <w:r>
-        <w:rPr>
-          <w:lang w:val="fr-FR"/>
-        </w:rPr>
-        <w:t xml:space="preserve">Devitt, A. J. (2014). Genre </w:t>
-      </w:r>
-      <w:proofErr w:type="spellStart"/>
-      <w:r>
-        <w:rPr>
-          <w:lang w:val="fr-FR"/>
-        </w:rPr>
-        <w:t>pedagogies</w:t>
-      </w:r>
-      <w:proofErr w:type="spellEnd"/>
-      <w:r>
-        <w:rPr>
-          <w:lang w:val="fr-FR"/>
-        </w:rPr>
-        <w:t xml:space="preserve">. In G. Tate et al. </w:t>
-      </w:r>
-      <w:r>
-        <w:t>(Eds.), A Guide to Composition Pedagogies (2nd ed., pp. 146–162). Oxford University Press. Tobin, L. (2014). Process pedagogy. In the same volume.</w:t>
-      </w:r>
     </w:p>
     <w:sectPr>
       <w:pgSz w:w="12240" w:h="15840"/>
@@ -3643,7 +4590,7 @@
   <w:abstractNum w:abstractNumId="7" w15:restartNumberingAfterBreak="0">
     <w:nsid w:val="FFFFFF88"/>
     <w:multiLevelType w:val="singleLevel"/>
-    <w:tmpl w:val="D0A62B40"/>
+    <w:tmpl w:val="1B7CC784"/>
     <w:lvl w:ilvl="0">
       <w:start w:val="1"/>
       <w:numFmt w:val="decimal"/>
@@ -3661,7 +4608,7 @@
   <w:abstractNum w:abstractNumId="8" w15:restartNumberingAfterBreak="0">
     <w:nsid w:val="FFFFFF89"/>
     <w:multiLevelType w:val="singleLevel"/>
-    <w:tmpl w:val="29761A62"/>
+    <w:tmpl w:val="C8F02762"/>
     <w:lvl w:ilvl="0">
       <w:start w:val="1"/>
       <w:numFmt w:val="bullet"/>
@@ -3705,6 +4652,12 @@
   </w:num>
   <w:num w:numId="9" w16cid:durableId="31275061">
     <w:abstractNumId w:val="0"/>
+  </w:num>
+  <w:num w:numId="10" w16cid:durableId="372386000">
+    <w:abstractNumId w:val="7"/>
+  </w:num>
+  <w:num w:numId="11" w16cid:durableId="817109824">
+    <w:abstractNumId w:val="7"/>
   </w:num>
 </w:numbering>
 </file>
@@ -4098,7 +5051,7 @@
   <w:style w:type="paragraph" w:default="1" w:styleId="Normal">
     <w:name w:val="Normal"/>
     <w:qFormat/>
-    <w:rsid w:val="00FC693F"/>
+    <w:rsid w:val="00757B10"/>
     <w:rPr>
       <w:rFonts w:ascii="Times New Roman" w:eastAsia="Times New Roman" w:hAnsi="Times New Roman" w:cs="Times New Roman"/>
       <w:sz w:val="24"/>
